--- a/documents/Contenidos UPTC.docx
+++ b/documents/Contenidos UPTC.docx
@@ -5062,10 +5062,16 @@
               <w:t>Unidad 4:</w:t>
             </w:r>
             <w:r>
-              <w:t xml:space="preserve"> Regresión</w:t>
-            </w:r>
-            <w:r>
-              <w:t xml:space="preserve"> y Series de Tiempo</w:t>
+              <w:t xml:space="preserve"> </w:t>
+            </w:r>
+            <w:r>
+              <w:t xml:space="preserve">Análisis de </w:t>
+            </w:r>
+            <w:r>
+              <w:t>Regresión</w:t>
+            </w:r>
+            <w:r>
+              <w:t xml:space="preserve"> </w:t>
             </w:r>
           </w:p>
         </w:tc>
@@ -6589,61 +6595,6 @@
             </m:oMath>
             <w:r>
               <w:t xml:space="preserve"> y Métricas.</w:t>
-            </w:r>
-          </w:p>
-          <w:p>
-            <w:pPr>
-              <w:numPr>
-                <w:ilvl w:val="0"/>
-                <w:numId w:val="4"/>
-              </w:numPr>
-              <w:pBdr>
-                <w:top w:val="none" w:sz="0" w:space="0" w:color="auto"/>
-                <w:left w:val="none" w:sz="0" w:space="0" w:color="auto"/>
-                <w:bottom w:val="none" w:sz="0" w:space="0" w:color="auto"/>
-                <w:right w:val="none" w:sz="0" w:space="0" w:color="auto"/>
-              </w:pBdr>
-              <w:spacing w:after="35" w:line="252" w:lineRule="auto"/>
-              <w:ind w:right="2418"/>
-              <w:jc w:val="left"/>
-            </w:pPr>
-            <w:r>
-              <w:rPr>
-                <w:b/>
-              </w:rPr>
-              <w:t>Series de Tiempo</w:t>
-            </w:r>
-          </w:p>
-          <w:p>
-            <w:pPr>
-              <w:pStyle w:val="Prrafodelista"/>
-              <w:numPr>
-                <w:ilvl w:val="0"/>
-                <w:numId w:val="7"/>
-              </w:numPr>
-              <w:pBdr>
-                <w:top w:val="none" w:sz="0" w:space="0" w:color="auto"/>
-                <w:left w:val="none" w:sz="0" w:space="0" w:color="auto"/>
-                <w:bottom w:val="none" w:sz="0" w:space="0" w:color="auto"/>
-                <w:right w:val="none" w:sz="0" w:space="0" w:color="auto"/>
-              </w:pBdr>
-              <w:spacing w:after="37" w:line="250" w:lineRule="auto"/>
-              <w:ind w:right="2418"/>
-              <w:jc w:val="left"/>
-            </w:pPr>
-            <w:r>
-              <w:t>Co</w:t>
-            </w:r>
-            <w:r>
-              <w:t xml:space="preserve">nceptos, </w:t>
-            </w:r>
-            <w:proofErr w:type="spellStart"/>
-            <w:r>
-              <w:t>Médias</w:t>
-            </w:r>
-            <w:proofErr w:type="spellEnd"/>
-            <w:r>
-              <w:t xml:space="preserve"> Móviles, S.E.S, Hold Winters y Modelos ARIMA.</w:t>
             </w:r>
           </w:p>
           <w:p>
